--- a/작업일지/37주차.docx
+++ b/작업일지/37주차.docx
@@ -163,9 +163,6 @@
           <w:p>
             <w:pPr>
               <w:jc w:val="center"/>
-              <w:rPr>
-                <w:rFonts w:hint="eastAsia"/>
-              </w:rPr>
             </w:pPr>
             <w:r>
               <w:rPr>
@@ -252,6 +249,7 @@
                 <w:bCs/>
               </w:rPr>
             </w:pPr>
+            <w:proofErr w:type="spellStart"/>
             <w:r>
               <w:rPr>
                 <w:rFonts w:hint="eastAsia"/>
@@ -260,6 +258,7 @@
               </w:rPr>
               <w:t>팀명</w:t>
             </w:r>
+            <w:proofErr w:type="spellEnd"/>
           </w:p>
         </w:tc>
         <w:tc>
@@ -329,7 +328,21 @@
               <w:rPr>
                 <w:rFonts w:hint="eastAsia"/>
               </w:rPr>
-              <w:t xml:space="preserve"> 윤이하나(기획, </w:t>
+              <w:t xml:space="preserve"> </w:t>
+            </w:r>
+            <w:proofErr w:type="spellStart"/>
+            <w:r>
+              <w:rPr>
+                <w:rFonts w:hint="eastAsia"/>
+              </w:rPr>
+              <w:t>윤이하나</w:t>
+            </w:r>
+            <w:proofErr w:type="spellEnd"/>
+            <w:r>
+              <w:rPr>
+                <w:rFonts w:hint="eastAsia"/>
+              </w:rPr>
+              <w:t xml:space="preserve">(기획, </w:t>
             </w:r>
             <w:r>
               <w:rPr>
@@ -366,7 +379,21 @@
               <w:rPr>
                 <w:rFonts w:hint="eastAsia"/>
               </w:rPr>
-              <w:t>2022182035 임채은(클라/서버)</w:t>
+              <w:t xml:space="preserve">2022182035 </w:t>
+            </w:r>
+            <w:proofErr w:type="spellStart"/>
+            <w:r>
+              <w:rPr>
+                <w:rFonts w:hint="eastAsia"/>
+              </w:rPr>
+              <w:t>임채은</w:t>
+            </w:r>
+            <w:proofErr w:type="spellEnd"/>
+            <w:r>
+              <w:rPr>
+                <w:rFonts w:hint="eastAsia"/>
+              </w:rPr>
+              <w:t>(클라/서버)</w:t>
             </w:r>
           </w:p>
         </w:tc>
@@ -473,6 +500,7 @@
                 <w:bCs/>
               </w:rPr>
             </w:pPr>
+            <w:proofErr w:type="spellStart"/>
             <w:r>
               <w:rPr>
                 <w:rFonts w:hint="eastAsia"/>
@@ -481,6 +509,7 @@
               </w:rPr>
               <w:t>윤이하나</w:t>
             </w:r>
+            <w:proofErr w:type="spellEnd"/>
           </w:p>
         </w:tc>
         <w:tc>
@@ -516,7 +545,56 @@
           <w:tcPr>
             <w:tcW w:w="9214" w:type="dxa"/>
           </w:tcPr>
-          <w:p/>
+          <w:p>
+            <w:r>
+              <w:rPr>
+                <w:rFonts w:hint="eastAsia"/>
+              </w:rPr>
+              <w:t>-몬스터 목적지 지정 랜덤하게 되지 않던 것 해결</w:t>
+            </w:r>
+          </w:p>
+          <w:p>
+            <w:r>
+              <w:rPr>
+                <w:rFonts w:hint="eastAsia"/>
+              </w:rPr>
+              <w:t>-거미 구현</w:t>
+            </w:r>
+          </w:p>
+          <w:p>
+            <w:pPr>
+              <w:rPr>
+                <w:rFonts w:hint="eastAsia"/>
+              </w:rPr>
+            </w:pPr>
+            <w:r>
+              <w:rPr>
+                <w:rFonts w:hint="eastAsia"/>
+              </w:rPr>
+              <w:t>-몬스터, 플레이어 전투 구현</w:t>
+            </w:r>
+          </w:p>
+          <w:p>
+            <w:r>
+              <w:rPr>
+                <w:rFonts w:hint="eastAsia"/>
+              </w:rPr>
+              <w:t>-스테이지 변경 구현</w:t>
+            </w:r>
+          </w:p>
+          <w:p>
+            <w:pPr>
+              <w:rPr>
+                <w:rFonts w:hint="eastAsia"/>
+              </w:rPr>
+            </w:pPr>
+            <w:r>
+              <w:rPr>
+                <w:rFonts w:hint="eastAsia"/>
+              </w:rPr>
+              <w:t>-랜턴 사용 구현</w:t>
+            </w:r>
+          </w:p>
         </w:tc>
       </w:tr>
       <w:tr>
@@ -531,6 +609,7 @@
                 <w:bCs/>
               </w:rPr>
             </w:pPr>
+            <w:proofErr w:type="spellStart"/>
             <w:r>
               <w:rPr>
                 <w:rFonts w:hint="eastAsia"/>
@@ -539,6 +618,7 @@
               </w:rPr>
               <w:t>임채은</w:t>
             </w:r>
+            <w:proofErr w:type="spellEnd"/>
           </w:p>
         </w:tc>
         <w:tc>
@@ -588,6 +668,7 @@
                 <w:bCs/>
               </w:rPr>
             </w:pPr>
+            <w:proofErr w:type="spellStart"/>
             <w:r>
               <w:rPr>
                 <w:rFonts w:hint="eastAsia"/>
@@ -596,6 +677,7 @@
               </w:rPr>
               <w:t>윤이하나</w:t>
             </w:r>
+            <w:proofErr w:type="spellEnd"/>
           </w:p>
         </w:tc>
         <w:tc>
@@ -631,7 +713,162 @@
           <w:tcPr>
             <w:tcW w:w="9214" w:type="dxa"/>
           </w:tcPr>
-          <w:p/>
+          <w:p>
+            <w:r>
+              <w:rPr>
+                <w:rFonts w:hint="eastAsia"/>
+              </w:rPr>
+              <w:t xml:space="preserve">-몬스터 목적지가 랜덤으로 했는데도 계속 같은 큐브로만 </w:t>
+            </w:r>
+            <w:proofErr w:type="spellStart"/>
+            <w:r>
+              <w:rPr>
+                <w:rFonts w:hint="eastAsia"/>
+              </w:rPr>
+              <w:t>왔다갔다</w:t>
+            </w:r>
+            <w:proofErr w:type="spellEnd"/>
+            <w:r>
+              <w:rPr>
+                <w:rFonts w:hint="eastAsia"/>
+              </w:rPr>
+              <w:t xml:space="preserve"> </w:t>
+            </w:r>
+            <w:proofErr w:type="spellStart"/>
+            <w:r>
+              <w:rPr>
+                <w:rFonts w:hint="eastAsia"/>
+              </w:rPr>
+              <w:t>했었는데</w:t>
+            </w:r>
+            <w:proofErr w:type="spellEnd"/>
+            <w:r>
+              <w:rPr>
+                <w:rFonts w:hint="eastAsia"/>
+              </w:rPr>
+              <w:t xml:space="preserve">, 원인이 random device를 그냥 사용해서 </w:t>
+            </w:r>
+            <w:proofErr w:type="spellStart"/>
+            <w:r>
+              <w:rPr>
+                <w:rFonts w:hint="eastAsia"/>
+              </w:rPr>
+              <w:t>그런거였다</w:t>
+            </w:r>
+            <w:proofErr w:type="spellEnd"/>
+            <w:r>
+              <w:rPr>
+                <w:rFonts w:hint="eastAsia"/>
+              </w:rPr>
+              <w:t xml:space="preserve">. 그래서 time을 기준으로 </w:t>
+            </w:r>
+            <w:proofErr w:type="spellStart"/>
+            <w:r>
+              <w:rPr>
+                <w:rFonts w:hint="eastAsia"/>
+              </w:rPr>
+              <w:t>시드를</w:t>
+            </w:r>
+            <w:proofErr w:type="spellEnd"/>
+            <w:r>
+              <w:rPr>
+                <w:rFonts w:hint="eastAsia"/>
+              </w:rPr>
+              <w:t xml:space="preserve"> 지정해 해결했다.</w:t>
+            </w:r>
+          </w:p>
+          <w:p>
+            <w:r>
+              <w:rPr>
+                <w:rFonts w:hint="eastAsia"/>
+              </w:rPr>
+              <w:t>-</w:t>
+            </w:r>
+          </w:p>
+          <w:p>
+            <w:r>
+              <w:rPr>
+                <w:rFonts w:hint="eastAsia"/>
+              </w:rPr>
+              <w:t>-거미의 Attack State를 구현해서 Player의 체력이 깎이게 만들었다. 근데 아직 플레이어 체력이 깎이는 걸 클라이언트로 패킷을 보내진 않아서 서버 로그로만 볼 수 있다.</w:t>
+            </w:r>
+          </w:p>
+          <w:p>
+            <w:r>
+              <w:rPr>
+                <w:rFonts w:hint="eastAsia"/>
+              </w:rPr>
+              <w:t>이전에 구현한 플레이어 칼 사용으로 서로 데미지를 주고받을 수 있게 되었다.</w:t>
+            </w:r>
+          </w:p>
+          <w:p>
+            <w:r>
+              <w:rPr>
+                <w:rFonts w:hint="eastAsia"/>
+              </w:rPr>
+              <w:t>-스테이지 변경에 필요한 통신코드를 추가하고, 플레이어 요청에 따라 스테이지 종료, 다음 스테이지 시작을 구현했다.</w:t>
+            </w:r>
+          </w:p>
+          <w:p>
+            <w:pPr>
+              <w:rPr>
+                <w:rFonts w:hint="eastAsia"/>
+              </w:rPr>
+            </w:pPr>
+            <w:r>
+              <w:rPr>
+                <w:rFonts w:hint="eastAsia"/>
+              </w:rPr>
+              <w:t xml:space="preserve">스테이지 종료 시에는 모든 플레이어를 </w:t>
+            </w:r>
+            <w:proofErr w:type="spellStart"/>
+            <w:r>
+              <w:rPr>
+                <w:rFonts w:hint="eastAsia"/>
+              </w:rPr>
+              <w:t>MainRoom</w:t>
+            </w:r>
+            <w:proofErr w:type="spellEnd"/>
+            <w:r>
+              <w:rPr>
+                <w:rFonts w:hint="eastAsia"/>
+              </w:rPr>
+              <w:t xml:space="preserve">으로 이동시키고 그 외의 오브젝트는 전부 삭제하도록 하였고, </w:t>
+            </w:r>
+            <w:r>
+              <w:rPr>
+                <w:rFonts w:hint="eastAsia"/>
+              </w:rPr>
+              <w:t xml:space="preserve">다음 스테이지 시작은 </w:t>
+            </w:r>
+            <w:proofErr w:type="spellStart"/>
+            <w:r>
+              <w:rPr>
+                <w:rFonts w:hint="eastAsia"/>
+              </w:rPr>
+              <w:t>맵을</w:t>
+            </w:r>
+            <w:proofErr w:type="spellEnd"/>
+            <w:r>
+              <w:rPr>
+                <w:rFonts w:hint="eastAsia"/>
+              </w:rPr>
+              <w:t xml:space="preserve"> 새로 만들고 몬스터와 아이템을 다시 생성하도록 하였다.</w:t>
+            </w:r>
+          </w:p>
+          <w:p>
+            <w:pPr>
+              <w:rPr>
+                <w:rFonts w:hint="eastAsia"/>
+              </w:rPr>
+            </w:pPr>
+            <w:r>
+              <w:rPr>
+                <w:rFonts w:hint="eastAsia"/>
+              </w:rPr>
+              <w:t>-랜턴 사용에 필요한 통신코드와 타이머를 구현했다. 아직 클라이언트에서 랜턴 사용 처리를 하지 않아 테스트는 하지 못했다.</w:t>
+            </w:r>
+          </w:p>
         </w:tc>
       </w:tr>
       <w:tr>
@@ -646,6 +883,7 @@
                 <w:bCs/>
               </w:rPr>
             </w:pPr>
+            <w:proofErr w:type="spellStart"/>
             <w:r>
               <w:rPr>
                 <w:rFonts w:hint="eastAsia"/>
@@ -654,6 +892,7 @@
               </w:rPr>
               <w:t>임채은</w:t>
             </w:r>
+            <w:proofErr w:type="spellEnd"/>
           </w:p>
         </w:tc>
         <w:tc>

--- a/작업일지/37주차.docx
+++ b/작업일지/37주차.docx
@@ -249,7 +249,6 @@
                 <w:bCs/>
               </w:rPr>
             </w:pPr>
-            <w:proofErr w:type="spellStart"/>
             <w:r>
               <w:rPr>
                 <w:rFonts w:hint="eastAsia"/>
@@ -258,7 +257,6 @@
               </w:rPr>
               <w:t>팀명</w:t>
             </w:r>
-            <w:proofErr w:type="spellEnd"/>
           </w:p>
         </w:tc>
         <w:tc>
@@ -328,21 +326,7 @@
               <w:rPr>
                 <w:rFonts w:hint="eastAsia"/>
               </w:rPr>
-              <w:t xml:space="preserve"> </w:t>
-            </w:r>
-            <w:proofErr w:type="spellStart"/>
-            <w:r>
-              <w:rPr>
-                <w:rFonts w:hint="eastAsia"/>
-              </w:rPr>
-              <w:t>윤이하나</w:t>
-            </w:r>
-            <w:proofErr w:type="spellEnd"/>
-            <w:r>
-              <w:rPr>
-                <w:rFonts w:hint="eastAsia"/>
-              </w:rPr>
-              <w:t xml:space="preserve">(기획, </w:t>
+              <w:t xml:space="preserve"> 윤이하나(기획, </w:t>
             </w:r>
             <w:r>
               <w:rPr>
@@ -379,21 +363,7 @@
               <w:rPr>
                 <w:rFonts w:hint="eastAsia"/>
               </w:rPr>
-              <w:t xml:space="preserve">2022182035 </w:t>
-            </w:r>
-            <w:proofErr w:type="spellStart"/>
-            <w:r>
-              <w:rPr>
-                <w:rFonts w:hint="eastAsia"/>
-              </w:rPr>
-              <w:t>임채은</w:t>
-            </w:r>
-            <w:proofErr w:type="spellEnd"/>
-            <w:r>
-              <w:rPr>
-                <w:rFonts w:hint="eastAsia"/>
-              </w:rPr>
-              <w:t>(클라/서버)</w:t>
+              <w:t>2022182035 임채은(클라/서버)</w:t>
             </w:r>
           </w:p>
         </w:tc>
@@ -500,7 +470,6 @@
                 <w:bCs/>
               </w:rPr>
             </w:pPr>
-            <w:proofErr w:type="spellStart"/>
             <w:r>
               <w:rPr>
                 <w:rFonts w:hint="eastAsia"/>
@@ -509,14 +478,25 @@
               </w:rPr>
               <w:t>윤이하나</w:t>
             </w:r>
-            <w:proofErr w:type="spellEnd"/>
           </w:p>
         </w:tc>
         <w:tc>
           <w:tcPr>
             <w:tcW w:w="9214" w:type="dxa"/>
           </w:tcPr>
-          <w:p/>
+          <w:p>
+            <w:pPr>
+              <w:rPr>
+                <w:rFonts w:hint="eastAsia"/>
+              </w:rPr>
+            </w:pPr>
+            <w:r>
+              <w:rPr>
+                <w:rFonts w:hint="eastAsia"/>
+              </w:rPr>
+              <w:t>- Key, Lantern 에셋 추가</w:t>
+            </w:r>
+          </w:p>
         </w:tc>
       </w:tr>
       <w:tr>
@@ -562,11 +542,6 @@
             </w:r>
           </w:p>
           <w:p>
-            <w:pPr>
-              <w:rPr>
-                <w:rFonts w:hint="eastAsia"/>
-              </w:rPr>
-            </w:pPr>
             <w:r>
               <w:rPr>
                 <w:rFonts w:hint="eastAsia"/>
@@ -583,11 +558,6 @@
             </w:r>
           </w:p>
           <w:p>
-            <w:pPr>
-              <w:rPr>
-                <w:rFonts w:hint="eastAsia"/>
-              </w:rPr>
-            </w:pPr>
             <w:r>
               <w:rPr>
                 <w:rFonts w:hint="eastAsia"/>
@@ -609,7 +579,6 @@
                 <w:bCs/>
               </w:rPr>
             </w:pPr>
-            <w:proofErr w:type="spellStart"/>
             <w:r>
               <w:rPr>
                 <w:rFonts w:hint="eastAsia"/>
@@ -618,7 +587,6 @@
               </w:rPr>
               <w:t>임채은</w:t>
             </w:r>
-            <w:proofErr w:type="spellEnd"/>
           </w:p>
         </w:tc>
         <w:tc>
@@ -668,7 +636,6 @@
                 <w:bCs/>
               </w:rPr>
             </w:pPr>
-            <w:proofErr w:type="spellStart"/>
             <w:r>
               <w:rPr>
                 <w:rFonts w:hint="eastAsia"/>
@@ -677,14 +644,25 @@
               </w:rPr>
               <w:t>윤이하나</w:t>
             </w:r>
-            <w:proofErr w:type="spellEnd"/>
           </w:p>
         </w:tc>
         <w:tc>
           <w:tcPr>
             <w:tcW w:w="9214" w:type="dxa"/>
           </w:tcPr>
-          <w:p/>
+          <w:p>
+            <w:pPr>
+              <w:rPr>
+                <w:rFonts w:hint="eastAsia"/>
+              </w:rPr>
+            </w:pPr>
+            <w:r>
+              <w:rPr>
+                <w:rFonts w:hint="eastAsia"/>
+              </w:rPr>
+              <w:t>- 기존 Flashlight 대신 Lantern과 새로 Key 에셋을 추가하였다.</w:t>
+            </w:r>
+          </w:p>
         </w:tc>
       </w:tr>
       <w:tr>
@@ -718,63 +696,7 @@
               <w:rPr>
                 <w:rFonts w:hint="eastAsia"/>
               </w:rPr>
-              <w:t xml:space="preserve">-몬스터 목적지가 랜덤으로 했는데도 계속 같은 큐브로만 </w:t>
-            </w:r>
-            <w:proofErr w:type="spellStart"/>
-            <w:r>
-              <w:rPr>
-                <w:rFonts w:hint="eastAsia"/>
-              </w:rPr>
-              <w:t>왔다갔다</w:t>
-            </w:r>
-            <w:proofErr w:type="spellEnd"/>
-            <w:r>
-              <w:rPr>
-                <w:rFonts w:hint="eastAsia"/>
-              </w:rPr>
-              <w:t xml:space="preserve"> </w:t>
-            </w:r>
-            <w:proofErr w:type="spellStart"/>
-            <w:r>
-              <w:rPr>
-                <w:rFonts w:hint="eastAsia"/>
-              </w:rPr>
-              <w:t>했었는데</w:t>
-            </w:r>
-            <w:proofErr w:type="spellEnd"/>
-            <w:r>
-              <w:rPr>
-                <w:rFonts w:hint="eastAsia"/>
-              </w:rPr>
-              <w:t xml:space="preserve">, 원인이 random device를 그냥 사용해서 </w:t>
-            </w:r>
-            <w:proofErr w:type="spellStart"/>
-            <w:r>
-              <w:rPr>
-                <w:rFonts w:hint="eastAsia"/>
-              </w:rPr>
-              <w:t>그런거였다</w:t>
-            </w:r>
-            <w:proofErr w:type="spellEnd"/>
-            <w:r>
-              <w:rPr>
-                <w:rFonts w:hint="eastAsia"/>
-              </w:rPr>
-              <w:t xml:space="preserve">. 그래서 time을 기준으로 </w:t>
-            </w:r>
-            <w:proofErr w:type="spellStart"/>
-            <w:r>
-              <w:rPr>
-                <w:rFonts w:hint="eastAsia"/>
-              </w:rPr>
-              <w:t>시드를</w:t>
-            </w:r>
-            <w:proofErr w:type="spellEnd"/>
-            <w:r>
-              <w:rPr>
-                <w:rFonts w:hint="eastAsia"/>
-              </w:rPr>
-              <w:t xml:space="preserve"> 지정해 해결했다.</w:t>
+              <w:t>-몬스터 목적지가 랜덤으로 했는데도 계속 같은 큐브로만 왔다갔다 했었는데, 원인이 random device를 그냥 사용해서 그런거였다. 그래서 time을 기준으로 시드를 지정해 해결했다.</w:t>
             </w:r>
           </w:p>
           <w:p>
@@ -810,58 +732,20 @@
             </w:r>
           </w:p>
           <w:p>
-            <w:pPr>
-              <w:rPr>
-                <w:rFonts w:hint="eastAsia"/>
-              </w:rPr>
-            </w:pPr>
-            <w:r>
-              <w:rPr>
-                <w:rFonts w:hint="eastAsia"/>
-              </w:rPr>
-              <w:t xml:space="preserve">스테이지 종료 시에는 모든 플레이어를 </w:t>
-            </w:r>
-            <w:proofErr w:type="spellStart"/>
-            <w:r>
-              <w:rPr>
-                <w:rFonts w:hint="eastAsia"/>
-              </w:rPr>
-              <w:t>MainRoom</w:t>
-            </w:r>
-            <w:proofErr w:type="spellEnd"/>
-            <w:r>
-              <w:rPr>
-                <w:rFonts w:hint="eastAsia"/>
-              </w:rPr>
-              <w:t xml:space="preserve">으로 이동시키고 그 외의 오브젝트는 전부 삭제하도록 하였고, </w:t>
-            </w:r>
-            <w:r>
-              <w:rPr>
-                <w:rFonts w:hint="eastAsia"/>
-              </w:rPr>
-              <w:t xml:space="preserve">다음 스테이지 시작은 </w:t>
-            </w:r>
-            <w:proofErr w:type="spellStart"/>
-            <w:r>
-              <w:rPr>
-                <w:rFonts w:hint="eastAsia"/>
-              </w:rPr>
-              <w:t>맵을</w:t>
-            </w:r>
-            <w:proofErr w:type="spellEnd"/>
-            <w:r>
-              <w:rPr>
-                <w:rFonts w:hint="eastAsia"/>
-              </w:rPr>
-              <w:t xml:space="preserve"> 새로 만들고 몬스터와 아이템을 다시 생성하도록 하였다.</w:t>
-            </w:r>
-          </w:p>
-          <w:p>
-            <w:pPr>
-              <w:rPr>
-                <w:rFonts w:hint="eastAsia"/>
-              </w:rPr>
-            </w:pPr>
+            <w:r>
+              <w:rPr>
+                <w:rFonts w:hint="eastAsia"/>
+              </w:rPr>
+              <w:t xml:space="preserve">스테이지 종료 시에는 모든 플레이어를 MainRoom으로 이동시키고 그 외의 오브젝트는 전부 삭제하도록 하였고, </w:t>
+            </w:r>
+            <w:r>
+              <w:rPr>
+                <w:rFonts w:hint="eastAsia"/>
+              </w:rPr>
+              <w:t>다음 스테이지 시작은 맵을 새로 만들고 몬스터와 아이템을 다시 생성하도록 하였다.</w:t>
+            </w:r>
+          </w:p>
+          <w:p>
             <w:r>
               <w:rPr>
                 <w:rFonts w:hint="eastAsia"/>
@@ -883,7 +767,6 @@
                 <w:bCs/>
               </w:rPr>
             </w:pPr>
-            <w:proofErr w:type="spellStart"/>
             <w:r>
               <w:rPr>
                 <w:rFonts w:hint="eastAsia"/>
@@ -892,7 +775,6 @@
               </w:rPr>
               <w:t>임채은</w:t>
             </w:r>
-            <w:proofErr w:type="spellEnd"/>
           </w:p>
         </w:tc>
         <w:tc>

--- a/작업일지/37주차.docx
+++ b/작업일지/37주차.docx
@@ -485,11 +485,6 @@
             <w:tcW w:w="9214" w:type="dxa"/>
           </w:tcPr>
           <w:p>
-            <w:pPr>
-              <w:rPr>
-                <w:rFonts w:hint="eastAsia"/>
-              </w:rPr>
-            </w:pPr>
             <w:r>
               <w:rPr>
                 <w:rFonts w:hint="eastAsia"/>
@@ -593,7 +588,79 @@
           <w:tcPr>
             <w:tcW w:w="9214" w:type="dxa"/>
           </w:tcPr>
-          <w:p/>
+          <w:p>
+            <w:pPr>
+              <w:ind w:left="660" w:hangingChars="300" w:hanging="660"/>
+            </w:pPr>
+            <w:r>
+              <w:rPr>
+                <w:rFonts w:hint="eastAsia"/>
+              </w:rPr>
+              <w:t xml:space="preserve">- 네트워크 로직 작성: 잠긴 문과 열쇠 사용, 손전등 사용, 플레이어 hp, </w:t>
+            </w:r>
+            <w:r>
+              <w:t>스테이</w:t>
+            </w:r>
+            <w:r>
+              <w:rPr>
+                <w:rFonts w:hint="eastAsia"/>
+              </w:rPr>
+              <w:t>지 변경,몬스터 이동 및 애니메이션</w:t>
+            </w:r>
+          </w:p>
+          <w:p>
+            <w:pPr>
+              <w:ind w:left="220" w:hangingChars="100" w:hanging="220"/>
+            </w:pPr>
+            <w:r>
+              <w:rPr>
+                <w:rFonts w:hint="eastAsia"/>
+              </w:rPr>
+              <w:t>- Inventory와 Tool Bar무게에 따른 이동 속도, 점프 속도, 스테</w:t>
+            </w:r>
+            <w:r>
+              <w:rPr>
+                <w:rFonts w:hint="eastAsia"/>
+              </w:rPr>
+              <w:t>미나 적용 &amp; UI 구현</w:t>
+            </w:r>
+          </w:p>
+          <w:p>
+            <w:pPr>
+              <w:ind w:left="220" w:hangingChars="100" w:hanging="220"/>
+            </w:pPr>
+            <w:r>
+              <w:rPr>
+                <w:rFonts w:hint="eastAsia"/>
+              </w:rPr>
+              <w:t>- Monster 상속 구조 변경 후 Spider 애니메이션(Idle, 걷기, 빠르게 걷기, 피격, 공격, 죽음)</w:t>
+            </w:r>
+          </w:p>
+          <w:p>
+            <w:pPr>
+              <w:ind w:left="220" w:hangingChars="100" w:hanging="220"/>
+            </w:pPr>
+            <w:r>
+              <w:rPr>
+                <w:rFonts w:hint="eastAsia"/>
+              </w:rPr>
+              <w:t>- 문 상태(Open &amp; Close, Lock)에 따라 상호작용 위젯 다르게 설정 및 Key 사용해서 잠긴 문 해제하기</w:t>
+            </w:r>
+          </w:p>
+          <w:p>
+            <w:pPr>
+              <w:ind w:left="220" w:hangingChars="100" w:hanging="220"/>
+              <w:rPr>
+                <w:rFonts w:hint="eastAsia"/>
+              </w:rPr>
+            </w:pPr>
+            <w:r>
+              <w:rPr>
+                <w:rFonts w:hint="eastAsia"/>
+              </w:rPr>
+              <w:t>- 스테이지 변경하기: 치트키 0번 입력으로 Send하고, 서버에서 패킷 받으면 플레이어 위치 옮기고 큐브와 문 정리 및 새로운 큐브와 방 생성</w:t>
+            </w:r>
+          </w:p>
         </w:tc>
       </w:tr>
     </w:tbl>
@@ -651,11 +718,6 @@
             <w:tcW w:w="9214" w:type="dxa"/>
           </w:tcPr>
           <w:p>
-            <w:pPr>
-              <w:rPr>
-                <w:rFonts w:hint="eastAsia"/>
-              </w:rPr>
-            </w:pPr>
             <w:r>
               <w:rPr>
                 <w:rFonts w:hint="eastAsia"/>
@@ -728,7 +790,14 @@
               <w:rPr>
                 <w:rFonts w:hint="eastAsia"/>
               </w:rPr>
-              <w:t>-스테이지 변경에 필요한 통신코드를 추가하고, 플레이어 요청에 따라 스테이지 종료, 다음 스테이지 시작을 구현했다.</w:t>
+              <w:t>-스테이지 변경에 필요한 통신코드를 추가하고, 플레이어 요청에 따라 스테이지 종료, 다</w:t>
+            </w:r>
+            <w:r>
+              <w:rPr>
+                <w:rFonts w:hint="eastAsia"/>
+              </w:rPr>
+              <w:lastRenderedPageBreak/>
+              <w:t>음 스테이지 시작을 구현했다.</w:t>
             </w:r>
           </w:p>
           <w:p>
@@ -773,6 +842,7 @@
                 <w:b/>
                 <w:bCs/>
               </w:rPr>
+              <w:lastRenderedPageBreak/>
               <w:t>임채은</w:t>
             </w:r>
           </w:p>
@@ -781,7 +851,305 @@
           <w:tcPr>
             <w:tcW w:w="9214" w:type="dxa"/>
           </w:tcPr>
-          <w:p/>
+          <w:p>
+            <w:pPr>
+              <w:ind w:left="660" w:hangingChars="300" w:hanging="660"/>
+            </w:pPr>
+            <w:r>
+              <w:rPr>
+                <w:rFonts w:hint="eastAsia"/>
+              </w:rPr>
+              <w:t>- 네트워크 로직</w:t>
+            </w:r>
+            <w:r>
+              <w:rPr>
+                <w:rFonts w:hint="eastAsia"/>
+              </w:rPr>
+              <w:t>을 작성해서 피드백 받고 수정했다. (</w:t>
+            </w:r>
+            <w:r>
+              <w:rPr>
+                <w:rFonts w:hint="eastAsia"/>
+              </w:rPr>
+              <w:t xml:space="preserve">잠긴 문과 열쇠 사용, 손전등 사용, 플레이어 hp, </w:t>
+            </w:r>
+            <w:r>
+              <w:t>스테이</w:t>
+            </w:r>
+            <w:r>
+              <w:rPr>
+                <w:rFonts w:hint="eastAsia"/>
+              </w:rPr>
+              <w:t>지 변경,</w:t>
+            </w:r>
+            <w:r>
+              <w:rPr>
+                <w:rFonts w:hint="eastAsia"/>
+              </w:rPr>
+              <w:t xml:space="preserve"> </w:t>
+            </w:r>
+            <w:r>
+              <w:rPr>
+                <w:rFonts w:hint="eastAsia"/>
+              </w:rPr>
+              <w:t>몬스터 이동 및 애니메이션</w:t>
+            </w:r>
+            <w:r>
+              <w:rPr>
+                <w:rFonts w:hint="eastAsia"/>
+              </w:rPr>
+              <w:t>)</w:t>
+            </w:r>
+          </w:p>
+          <w:p>
+            <w:pPr>
+              <w:ind w:left="220" w:hangingChars="100" w:hanging="220"/>
+              <w:rPr>
+                <w:rFonts w:hint="eastAsia"/>
+              </w:rPr>
+            </w:pPr>
+            <w:r>
+              <w:rPr>
+                <w:rFonts w:hint="eastAsia"/>
+              </w:rPr>
+              <w:t>- Inventory와 Tool Bar</w:t>
+            </w:r>
+            <w:r>
+              <w:rPr>
+                <w:rFonts w:hint="eastAsia"/>
+              </w:rPr>
+              <w:t>에 든 아이템의 무게를 이용해 이</w:t>
+            </w:r>
+            <w:r>
+              <w:rPr>
+                <w:rFonts w:hint="eastAsia"/>
+              </w:rPr>
+              <w:t>동 속도, 점프 속도, 스테미나 적용</w:t>
+            </w:r>
+            <w:r>
+              <w:rPr>
+                <w:rFonts w:hint="eastAsia"/>
+              </w:rPr>
+              <w:t>했다. 스테미나와 hp Bar를 UI에 추가했는데, 마땅한 에셋이 없어 예전에 만들었던 에셋을 그대로 사용했다. 그리고 아직 hp 관련 통신이 없어서 스테미나만 그려진다.</w:t>
+            </w:r>
+          </w:p>
+          <w:p>
+            <w:pPr>
+              <w:rPr>
+                <w:rFonts w:hint="eastAsia"/>
+              </w:rPr>
+            </w:pPr>
+            <w:r>
+              <w:rPr>
+                <w:rFonts w:hint="eastAsia"/>
+              </w:rPr>
+              <w:t>- Monster 상속 구조</w:t>
+            </w:r>
+            <w:r>
+              <w:rPr>
+                <w:rFonts w:hint="eastAsia"/>
+              </w:rPr>
+              <w:t>를 변경하고, 몬스터와 Pawn과의 충돌 설정을 세팅했다. 그리고</w:t>
+            </w:r>
+            <w:r>
+              <w:rPr>
+                <w:rFonts w:hint="eastAsia"/>
+              </w:rPr>
+              <w:t>Spider</w:t>
+            </w:r>
+            <w:r>
+              <w:rPr>
+                <w:rFonts w:hint="eastAsia"/>
+              </w:rPr>
+              <w:t xml:space="preserve">의 </w:t>
+            </w:r>
+            <w:r>
+              <w:rPr>
+                <w:rFonts w:hint="eastAsia"/>
+              </w:rPr>
+              <w:t>Idle, 걷기, 빠르게 걷기</w:t>
+            </w:r>
+            <w:r>
+              <w:rPr>
+                <w:rFonts w:hint="eastAsia"/>
+              </w:rPr>
+              <w:t xml:space="preserve"> 애니메이션을 Blend Space</w:t>
+            </w:r>
+            <w:r>
+              <w:rPr>
+                <w:rFonts w:hint="eastAsia"/>
+              </w:rPr>
+              <w:t>에 넣어</w:t>
+            </w:r>
+            <w:r>
+              <w:rPr>
+                <w:rFonts w:hint="eastAsia"/>
+              </w:rPr>
+              <w:t xml:space="preserve"> 속도에 따라 애니메이션 하도록 설정했다. </w:t>
+            </w:r>
+            <w:r>
+              <w:rPr>
+                <w:rFonts w:hint="eastAsia"/>
+              </w:rPr>
+              <w:t>피격, 공격, 죽음</w:t>
+            </w:r>
+            <w:r>
+              <w:rPr>
+                <w:rFonts w:hint="eastAsia"/>
+              </w:rPr>
+              <w:t>은 서버에서 UpdateObjectState 패킷을 받으면 몽타주를 재생하도록 했다.</w:t>
+            </w:r>
+          </w:p>
+          <w:p>
+            <w:pPr>
+              <w:ind w:left="220" w:hangingChars="100" w:hanging="220"/>
+              <w:rPr>
+                <w:rFonts w:hint="eastAsia"/>
+              </w:rPr>
+            </w:pPr>
+            <w:r>
+              <w:rPr>
+                <w:rFonts w:hint="eastAsia"/>
+              </w:rPr>
+              <w:t>- 문 상태(Open &amp; Close, Lock)에 따라 상호작용 위젯</w:t>
+            </w:r>
+            <w:r>
+              <w:rPr>
+                <w:rFonts w:hint="eastAsia"/>
+              </w:rPr>
+              <w:t>을</w:t>
+            </w:r>
+            <w:r>
+              <w:rPr>
+                <w:rFonts w:hint="eastAsia"/>
+              </w:rPr>
+              <w:t xml:space="preserve"> 다르게 설</w:t>
+            </w:r>
+            <w:r>
+              <w:rPr>
+                <w:rFonts w:hint="eastAsia"/>
+              </w:rPr>
+              <w:t>정하고,</w:t>
+            </w:r>
+            <w:r>
+              <w:rPr>
+                <w:rFonts w:hint="eastAsia"/>
+              </w:rPr>
+              <w:t xml:space="preserve"> Key</w:t>
+            </w:r>
+            <w:r>
+              <w:rPr>
+                <w:rFonts w:hint="eastAsia"/>
+              </w:rPr>
+              <w:t>를</w:t>
+            </w:r>
+            <w:r>
+              <w:rPr>
+                <w:rFonts w:hint="eastAsia"/>
+              </w:rPr>
+              <w:t xml:space="preserve"> 사용해서 잠긴 문</w:t>
+            </w:r>
+            <w:r>
+              <w:rPr>
+                <w:rFonts w:hint="eastAsia"/>
+              </w:rPr>
+              <w:t>을</w:t>
+            </w:r>
+            <w:r>
+              <w:rPr>
+                <w:rFonts w:hint="eastAsia"/>
+              </w:rPr>
+              <w:t xml:space="preserve"> 해제하</w:t>
+            </w:r>
+            <w:r>
+              <w:rPr>
+                <w:rFonts w:hint="eastAsia"/>
+              </w:rPr>
+              <w:t>고 플레이어의 Key를 제거하도록 구현했다.</w:t>
+            </w:r>
+          </w:p>
+          <w:p>
+            <w:pPr>
+              <w:tabs>
+                <w:tab w:val="left" w:pos="5086"/>
+              </w:tabs>
+              <w:rPr>
+                <w:rFonts w:hint="eastAsia"/>
+              </w:rPr>
+            </w:pPr>
+            <w:r>
+              <w:rPr>
+                <w:rFonts w:hint="eastAsia"/>
+              </w:rPr>
+              <w:t xml:space="preserve">- 치트키 0번 입력으로 </w:t>
+            </w:r>
+            <w:r>
+              <w:rPr>
+                <w:rFonts w:hint="eastAsia"/>
+              </w:rPr>
+              <w:t xml:space="preserve">스테이지 변경 패킷을 </w:t>
+            </w:r>
+            <w:r>
+              <w:rPr>
+                <w:rFonts w:hint="eastAsia"/>
+              </w:rPr>
+              <w:t>Send하고, 서버에서 패킷 받으면 플레이어</w:t>
+            </w:r>
+            <w:r>
+              <w:rPr>
+                <w:rFonts w:hint="eastAsia"/>
+              </w:rPr>
+              <w:t>의</w:t>
+            </w:r>
+            <w:r>
+              <w:rPr>
+                <w:rFonts w:hint="eastAsia"/>
+              </w:rPr>
+              <w:t xml:space="preserve"> 위치</w:t>
+            </w:r>
+            <w:r>
+              <w:rPr>
+                <w:rFonts w:hint="eastAsia"/>
+              </w:rPr>
+              <w:t>를</w:t>
+            </w:r>
+            <w:r>
+              <w:rPr>
+                <w:rFonts w:hint="eastAsia"/>
+              </w:rPr>
+              <w:t xml:space="preserve"> 옮기고 큐브와 문 정리</w:t>
+            </w:r>
+            <w:r>
+              <w:rPr>
+                <w:rFonts w:hint="eastAsia"/>
+              </w:rPr>
+              <w:t>를 하고,</w:t>
+            </w:r>
+            <w:r>
+              <w:rPr>
+                <w:rFonts w:hint="eastAsia"/>
+              </w:rPr>
+              <w:t xml:space="preserve"> 새로운 큐브와 방</w:t>
+            </w:r>
+            <w:r>
+              <w:rPr>
+                <w:rFonts w:hint="eastAsia"/>
+              </w:rPr>
+              <w:t>을</w:t>
+            </w:r>
+            <w:r>
+              <w:rPr>
+                <w:rFonts w:hint="eastAsia"/>
+              </w:rPr>
+              <w:t xml:space="preserve"> 생성</w:t>
+            </w:r>
+            <w:r>
+              <w:rPr>
+                <w:rFonts w:hint="eastAsia"/>
+              </w:rPr>
+              <w:t>하도록 했다. 플레이어의 좌표가 이동하지 않는 문제가 있었는데, Interpolation 때문이었다. 서버에서 보낸 좌표와 클라이언트의 로컬 좌표가 얼마 이상 차이가 나면, Interpolation하지 않고 강제로 Teleport시켜서 문제를 해결했다.</w:t>
+            </w:r>
+          </w:p>
         </w:tc>
       </w:tr>
     </w:tbl>

--- a/작업일지/37주차.docx
+++ b/작업일지/37주차.docx
@@ -249,6 +249,7 @@
                 <w:bCs/>
               </w:rPr>
             </w:pPr>
+            <w:proofErr w:type="spellStart"/>
             <w:r>
               <w:rPr>
                 <w:rFonts w:hint="eastAsia"/>
@@ -257,6 +258,7 @@
               </w:rPr>
               <w:t>팀명</w:t>
             </w:r>
+            <w:proofErr w:type="spellEnd"/>
           </w:p>
         </w:tc>
         <w:tc>
@@ -326,7 +328,21 @@
               <w:rPr>
                 <w:rFonts w:hint="eastAsia"/>
               </w:rPr>
-              <w:t xml:space="preserve"> 윤이하나(기획, </w:t>
+              <w:t xml:space="preserve"> </w:t>
+            </w:r>
+            <w:proofErr w:type="spellStart"/>
+            <w:r>
+              <w:rPr>
+                <w:rFonts w:hint="eastAsia"/>
+              </w:rPr>
+              <w:t>윤이하나</w:t>
+            </w:r>
+            <w:proofErr w:type="spellEnd"/>
+            <w:r>
+              <w:rPr>
+                <w:rFonts w:hint="eastAsia"/>
+              </w:rPr>
+              <w:t xml:space="preserve">(기획, </w:t>
             </w:r>
             <w:r>
               <w:rPr>
@@ -363,7 +379,21 @@
               <w:rPr>
                 <w:rFonts w:hint="eastAsia"/>
               </w:rPr>
-              <w:t>2022182035 임채은(클라/서버)</w:t>
+              <w:t xml:space="preserve">2022182035 </w:t>
+            </w:r>
+            <w:proofErr w:type="spellStart"/>
+            <w:r>
+              <w:rPr>
+                <w:rFonts w:hint="eastAsia"/>
+              </w:rPr>
+              <w:t>임채은</w:t>
+            </w:r>
+            <w:proofErr w:type="spellEnd"/>
+            <w:r>
+              <w:rPr>
+                <w:rFonts w:hint="eastAsia"/>
+              </w:rPr>
+              <w:t>(클라/서버)</w:t>
             </w:r>
           </w:p>
         </w:tc>
@@ -470,6 +500,7 @@
                 <w:bCs/>
               </w:rPr>
             </w:pPr>
+            <w:proofErr w:type="spellStart"/>
             <w:r>
               <w:rPr>
                 <w:rFonts w:hint="eastAsia"/>
@@ -478,6 +509,7 @@
               </w:rPr>
               <w:t>윤이하나</w:t>
             </w:r>
+            <w:proofErr w:type="spellEnd"/>
           </w:p>
         </w:tc>
         <w:tc>
@@ -489,7 +521,21 @@
               <w:rPr>
                 <w:rFonts w:hint="eastAsia"/>
               </w:rPr>
-              <w:t>- Key, Lantern 에셋 추가</w:t>
+              <w:t xml:space="preserve">- Key, Lantern </w:t>
+            </w:r>
+            <w:proofErr w:type="spellStart"/>
+            <w:r>
+              <w:rPr>
+                <w:rFonts w:hint="eastAsia"/>
+              </w:rPr>
+              <w:t>에셋</w:t>
+            </w:r>
+            <w:proofErr w:type="spellEnd"/>
+            <w:r>
+              <w:rPr>
+                <w:rFonts w:hint="eastAsia"/>
+              </w:rPr>
+              <w:t xml:space="preserve"> 추가</w:t>
             </w:r>
           </w:p>
         </w:tc>
@@ -574,6 +620,7 @@
                 <w:bCs/>
               </w:rPr>
             </w:pPr>
+            <w:proofErr w:type="spellStart"/>
             <w:r>
               <w:rPr>
                 <w:rFonts w:hint="eastAsia"/>
@@ -582,6 +629,7 @@
               </w:rPr>
               <w:t>임채은</w:t>
             </w:r>
+            <w:proofErr w:type="spellEnd"/>
           </w:p>
         </w:tc>
         <w:tc>
@@ -616,13 +664,27 @@
               <w:rPr>
                 <w:rFonts w:hint="eastAsia"/>
               </w:rPr>
-              <w:t>- Inventory와 Tool Bar무게에 따른 이동 속도, 점프 속도, 스테</w:t>
-            </w:r>
-            <w:r>
-              <w:rPr>
-                <w:rFonts w:hint="eastAsia"/>
-              </w:rPr>
-              <w:t>미나 적용 &amp; UI 구현</w:t>
+              <w:t xml:space="preserve">- Inventory와 Tool Bar무게에 따른 이동 속도, 점프 속도, </w:t>
+            </w:r>
+            <w:proofErr w:type="spellStart"/>
+            <w:r>
+              <w:rPr>
+                <w:rFonts w:hint="eastAsia"/>
+              </w:rPr>
+              <w:t>스테</w:t>
+            </w:r>
+            <w:r>
+              <w:rPr>
+                <w:rFonts w:hint="eastAsia"/>
+              </w:rPr>
+              <w:t>미나</w:t>
+            </w:r>
+            <w:proofErr w:type="spellEnd"/>
+            <w:r>
+              <w:rPr>
+                <w:rFonts w:hint="eastAsia"/>
+              </w:rPr>
+              <w:t xml:space="preserve"> 적용 &amp; UI 구현</w:t>
             </w:r>
           </w:p>
           <w:p>
@@ -650,15 +712,26 @@
           <w:p>
             <w:pPr>
               <w:ind w:left="220" w:hangingChars="100" w:hanging="220"/>
-              <w:rPr>
-                <w:rFonts w:hint="eastAsia"/>
-              </w:rPr>
-            </w:pPr>
-            <w:r>
-              <w:rPr>
-                <w:rFonts w:hint="eastAsia"/>
-              </w:rPr>
-              <w:t>- 스테이지 변경하기: 치트키 0번 입력으로 Send하고, 서버에서 패킷 받으면 플레이어 위치 옮기고 큐브와 문 정리 및 새로운 큐브와 방 생성</w:t>
+            </w:pPr>
+            <w:r>
+              <w:rPr>
+                <w:rFonts w:hint="eastAsia"/>
+              </w:rPr>
+              <w:t xml:space="preserve">- 스테이지 변경하기: </w:t>
+            </w:r>
+            <w:proofErr w:type="spellStart"/>
+            <w:r>
+              <w:rPr>
+                <w:rFonts w:hint="eastAsia"/>
+              </w:rPr>
+              <w:t>치트키</w:t>
+            </w:r>
+            <w:proofErr w:type="spellEnd"/>
+            <w:r>
+              <w:rPr>
+                <w:rFonts w:hint="eastAsia"/>
+              </w:rPr>
+              <w:t xml:space="preserve"> 0번 입력으로 Send하고, 서버에서 패킷 받으면 플레이어 위치 옮기고 큐브와 문 정리 및 새로운 큐브와 방 생성</w:t>
             </w:r>
           </w:p>
         </w:tc>
@@ -703,6 +776,7 @@
                 <w:bCs/>
               </w:rPr>
             </w:pPr>
+            <w:proofErr w:type="spellStart"/>
             <w:r>
               <w:rPr>
                 <w:rFonts w:hint="eastAsia"/>
@@ -711,6 +785,7 @@
               </w:rPr>
               <w:t>윤이하나</w:t>
             </w:r>
+            <w:proofErr w:type="spellEnd"/>
           </w:p>
         </w:tc>
         <w:tc>
@@ -722,7 +797,21 @@
               <w:rPr>
                 <w:rFonts w:hint="eastAsia"/>
               </w:rPr>
-              <w:t>- 기존 Flashlight 대신 Lantern과 새로 Key 에셋을 추가하였다.</w:t>
+              <w:t xml:space="preserve">- 기존 Flashlight 대신 Lantern과 새로 Key </w:t>
+            </w:r>
+            <w:proofErr w:type="spellStart"/>
+            <w:r>
+              <w:rPr>
+                <w:rFonts w:hint="eastAsia"/>
+              </w:rPr>
+              <w:t>에셋을</w:t>
+            </w:r>
+            <w:proofErr w:type="spellEnd"/>
+            <w:r>
+              <w:rPr>
+                <w:rFonts w:hint="eastAsia"/>
+              </w:rPr>
+              <w:t xml:space="preserve"> 추가하였다.</w:t>
             </w:r>
           </w:p>
         </w:tc>
@@ -758,22 +847,148 @@
               <w:rPr>
                 <w:rFonts w:hint="eastAsia"/>
               </w:rPr>
-              <w:t>-몬스터 목적지가 랜덤으로 했는데도 계속 같은 큐브로만 왔다갔다 했었는데, 원인이 random device를 그냥 사용해서 그런거였다. 그래서 time을 기준으로 시드를 지정해 해결했다.</w:t>
-            </w:r>
-          </w:p>
-          <w:p>
+              <w:t xml:space="preserve">-몬스터 목적지가 랜덤으로 했는데도 계속 같은 큐브로만 </w:t>
+            </w:r>
+            <w:proofErr w:type="spellStart"/>
+            <w:r>
+              <w:rPr>
+                <w:rFonts w:hint="eastAsia"/>
+              </w:rPr>
+              <w:t>왔다갔다</w:t>
+            </w:r>
+            <w:proofErr w:type="spellEnd"/>
+            <w:r>
+              <w:rPr>
+                <w:rFonts w:hint="eastAsia"/>
+              </w:rPr>
+              <w:t xml:space="preserve"> </w:t>
+            </w:r>
+            <w:proofErr w:type="spellStart"/>
+            <w:r>
+              <w:rPr>
+                <w:rFonts w:hint="eastAsia"/>
+              </w:rPr>
+              <w:t>했었는데</w:t>
+            </w:r>
+            <w:proofErr w:type="spellEnd"/>
+            <w:r>
+              <w:rPr>
+                <w:rFonts w:hint="eastAsia"/>
+              </w:rPr>
+              <w:t xml:space="preserve">, 원인이 random device를 그냥 사용해서 </w:t>
+            </w:r>
+            <w:proofErr w:type="spellStart"/>
+            <w:r>
+              <w:rPr>
+                <w:rFonts w:hint="eastAsia"/>
+              </w:rPr>
+              <w:t>그런거였다</w:t>
+            </w:r>
+            <w:proofErr w:type="spellEnd"/>
+            <w:r>
+              <w:rPr>
+                <w:rFonts w:hint="eastAsia"/>
+              </w:rPr>
+              <w:t xml:space="preserve">. 그래서 time을 기준으로 </w:t>
+            </w:r>
+            <w:proofErr w:type="spellStart"/>
+            <w:r>
+              <w:rPr>
+                <w:rFonts w:hint="eastAsia"/>
+              </w:rPr>
+              <w:t>시드를</w:t>
+            </w:r>
+            <w:proofErr w:type="spellEnd"/>
+            <w:r>
+              <w:rPr>
+                <w:rFonts w:hint="eastAsia"/>
+              </w:rPr>
+              <w:t xml:space="preserve"> 지정해 해결했다.</w:t>
+            </w:r>
+          </w:p>
+          <w:p>
+            <w:pPr>
+              <w:rPr>
+                <w:rFonts w:hint="eastAsia"/>
+              </w:rPr>
+            </w:pPr>
             <w:r>
               <w:rPr>
                 <w:rFonts w:hint="eastAsia"/>
               </w:rPr>
               <w:t>-</w:t>
             </w:r>
-          </w:p>
-          <w:p>
-            <w:r>
-              <w:rPr>
-                <w:rFonts w:hint="eastAsia"/>
-              </w:rPr>
+            <w:proofErr w:type="spellStart"/>
+            <w:r>
+              <w:rPr>
+                <w:rFonts w:hint="eastAsia"/>
+              </w:rPr>
+              <w:t>MakeWeb</w:t>
+            </w:r>
+            <w:proofErr w:type="spellEnd"/>
+            <w:r>
+              <w:rPr>
+                <w:rFonts w:hint="eastAsia"/>
+              </w:rPr>
+              <w:t xml:space="preserve">, </w:t>
+            </w:r>
+            <w:proofErr w:type="spellStart"/>
+            <w:r>
+              <w:rPr>
+                <w:rFonts w:hint="eastAsia"/>
+              </w:rPr>
+              <w:t>OpenDoor</w:t>
+            </w:r>
+            <w:proofErr w:type="spellEnd"/>
+            <w:r>
+              <w:rPr>
+                <w:rFonts w:hint="eastAsia"/>
+              </w:rPr>
+              <w:t xml:space="preserve">, Return state를 제외하고 구현하였다. </w:t>
+            </w:r>
+            <w:r>
+              <w:t>근</w:t>
+            </w:r>
+            <w:r>
+              <w:rPr>
+                <w:rFonts w:hint="eastAsia"/>
+              </w:rPr>
+              <w:t xml:space="preserve">데 종종 옆방을 못 넘어가는 경우가 있어서 좀 더 디버깅을 해봐야 할 것 같다. 그리고 Chase도 수정이 좀 필요하다. Return은 Chase와 로직이 같아서 Chase만 완성하면 될 것 같고, </w:t>
+            </w:r>
+            <w:proofErr w:type="spellStart"/>
+            <w:r>
+              <w:rPr>
+                <w:rFonts w:hint="eastAsia"/>
+              </w:rPr>
+              <w:t>MakeWeb</w:t>
+            </w:r>
+            <w:proofErr w:type="spellEnd"/>
+            <w:r>
+              <w:rPr>
+                <w:rFonts w:hint="eastAsia"/>
+              </w:rPr>
+              <w:t>도 거미줄 생성만 구현하면 된다.</w:t>
+            </w:r>
+          </w:p>
+          <w:p>
+            <w:pPr>
+              <w:rPr>
+                <w:rFonts w:hint="eastAsia"/>
+              </w:rPr>
+            </w:pPr>
+            <w:r>
+              <w:rPr>
+                <w:rFonts w:hint="eastAsia"/>
+              </w:rPr>
+              <w:t>그리고 아직 이동속도를 제대로 적용하지 않아서 굉장히 빠르다.</w:t>
+            </w:r>
+          </w:p>
+          <w:p>
+            <w:r>
+              <w:rPr>
+                <w:rFonts w:hint="eastAsia"/>
+              </w:rPr>
+              <w:lastRenderedPageBreak/>
               <w:t>-거미의 Attack State를 구현해서 Player의 체력이 깎이게 만들었다. 근데 아직 플레이어 체력이 깎이는 걸 클라이언트로 패킷을 보내진 않아서 서버 로그로만 볼 수 있다.</w:t>
             </w:r>
           </w:p>
@@ -790,28 +1005,49 @@
               <w:rPr>
                 <w:rFonts w:hint="eastAsia"/>
               </w:rPr>
-              <w:t>-스테이지 변경에 필요한 통신코드를 추가하고, 플레이어 요청에 따라 스테이지 종료, 다</w:t>
-            </w:r>
-            <w:r>
-              <w:rPr>
-                <w:rFonts w:hint="eastAsia"/>
-              </w:rPr>
-              <w:lastRenderedPageBreak/>
-              <w:t>음 스테이지 시작을 구현했다.</w:t>
-            </w:r>
-          </w:p>
-          <w:p>
-            <w:r>
-              <w:rPr>
-                <w:rFonts w:hint="eastAsia"/>
-              </w:rPr>
-              <w:t xml:space="preserve">스테이지 종료 시에는 모든 플레이어를 MainRoom으로 이동시키고 그 외의 오브젝트는 전부 삭제하도록 하였고, </w:t>
-            </w:r>
-            <w:r>
-              <w:rPr>
-                <w:rFonts w:hint="eastAsia"/>
-              </w:rPr>
-              <w:t>다음 스테이지 시작은 맵을 새로 만들고 몬스터와 아이템을 다시 생성하도록 하였다.</w:t>
+              <w:t>-스테이지 변경에 필요한 통신코드를 추가하고, 플레이어 요청에 따라 스테이지 종료, 다음 스테이지 시작을 구현했다.</w:t>
+            </w:r>
+          </w:p>
+          <w:p>
+            <w:r>
+              <w:rPr>
+                <w:rFonts w:hint="eastAsia"/>
+              </w:rPr>
+              <w:t xml:space="preserve">스테이지 종료 시에는 모든 플레이어를 </w:t>
+            </w:r>
+            <w:proofErr w:type="spellStart"/>
+            <w:r>
+              <w:rPr>
+                <w:rFonts w:hint="eastAsia"/>
+              </w:rPr>
+              <w:t>MainRoom</w:t>
+            </w:r>
+            <w:proofErr w:type="spellEnd"/>
+            <w:r>
+              <w:rPr>
+                <w:rFonts w:hint="eastAsia"/>
+              </w:rPr>
+              <w:t xml:space="preserve">으로 이동시키고 그 외의 오브젝트는 전부 삭제하도록 하였고, </w:t>
+            </w:r>
+            <w:r>
+              <w:rPr>
+                <w:rFonts w:hint="eastAsia"/>
+              </w:rPr>
+              <w:t xml:space="preserve">다음 스테이지 시작은 </w:t>
+            </w:r>
+            <w:proofErr w:type="spellStart"/>
+            <w:r>
+              <w:rPr>
+                <w:rFonts w:hint="eastAsia"/>
+              </w:rPr>
+              <w:t>맵을</w:t>
+            </w:r>
+            <w:proofErr w:type="spellEnd"/>
+            <w:r>
+              <w:rPr>
+                <w:rFonts w:hint="eastAsia"/>
+              </w:rPr>
+              <w:t xml:space="preserve"> 새로 만들고 몬스터와 아이템을 다시 생성하도록 하였다.</w:t>
             </w:r>
           </w:p>
           <w:p>
@@ -836,6 +1072,7 @@
                 <w:bCs/>
               </w:rPr>
             </w:pPr>
+            <w:proofErr w:type="spellStart"/>
             <w:r>
               <w:rPr>
                 <w:rFonts w:hint="eastAsia"/>
@@ -845,6 +1082,7 @@
               <w:lastRenderedPageBreak/>
               <w:t>임채은</w:t>
             </w:r>
+            <w:proofErr w:type="spellEnd"/>
           </w:p>
         </w:tc>
         <w:tc>
@@ -859,19 +1097,7 @@
               <w:rPr>
                 <w:rFonts w:hint="eastAsia"/>
               </w:rPr>
-              <w:t>- 네트워크 로직</w:t>
-            </w:r>
-            <w:r>
-              <w:rPr>
-                <w:rFonts w:hint="eastAsia"/>
-              </w:rPr>
-              <w:t>을 작성해서 피드백 받고 수정했다. (</w:t>
-            </w:r>
-            <w:r>
-              <w:rPr>
-                <w:rFonts w:hint="eastAsia"/>
-              </w:rPr>
-              <w:t xml:space="preserve">잠긴 문과 열쇠 사용, 손전등 사용, 플레이어 hp, </w:t>
+              <w:t xml:space="preserve">- 네트워크 로직을 작성해서 피드백 받고 수정했다. (잠긴 문과 열쇠 사용, 손전등 사용, 플레이어 hp, </w:t>
             </w:r>
             <w:r>
               <w:t>스테이</w:t>
@@ -880,100 +1106,96 @@
               <w:rPr>
                 <w:rFonts w:hint="eastAsia"/>
               </w:rPr>
-              <w:t>지 변경,</w:t>
-            </w:r>
-            <w:r>
-              <w:rPr>
-                <w:rFonts w:hint="eastAsia"/>
-              </w:rPr>
-              <w:t xml:space="preserve"> </w:t>
-            </w:r>
-            <w:r>
-              <w:rPr>
-                <w:rFonts w:hint="eastAsia"/>
-              </w:rPr>
-              <w:t>몬스터 이동 및 애니메이션</w:t>
-            </w:r>
-            <w:r>
-              <w:rPr>
-                <w:rFonts w:hint="eastAsia"/>
-              </w:rPr>
-              <w:t>)</w:t>
+              <w:t>지 변경, 몬스터 이동 및 애니메이션)</w:t>
             </w:r>
           </w:p>
           <w:p>
             <w:pPr>
               <w:ind w:left="220" w:hangingChars="100" w:hanging="220"/>
-              <w:rPr>
-                <w:rFonts w:hint="eastAsia"/>
-              </w:rPr>
-            </w:pPr>
-            <w:r>
-              <w:rPr>
-                <w:rFonts w:hint="eastAsia"/>
-              </w:rPr>
-              <w:t>- Inventory와 Tool Bar</w:t>
-            </w:r>
-            <w:r>
-              <w:rPr>
-                <w:rFonts w:hint="eastAsia"/>
-              </w:rPr>
-              <w:t>에 든 아이템의 무게를 이용해 이</w:t>
-            </w:r>
-            <w:r>
-              <w:rPr>
-                <w:rFonts w:hint="eastAsia"/>
-              </w:rPr>
-              <w:t>동 속도, 점프 속도, 스테미나 적용</w:t>
-            </w:r>
-            <w:r>
-              <w:rPr>
-                <w:rFonts w:hint="eastAsia"/>
-              </w:rPr>
-              <w:t>했다. 스테미나와 hp Bar를 UI에 추가했는데, 마땅한 에셋이 없어 예전에 만들었던 에셋을 그대로 사용했다. 그리고 아직 hp 관련 통신이 없어서 스테미나만 그려진다.</w:t>
-            </w:r>
-          </w:p>
-          <w:p>
-            <w:pPr>
-              <w:rPr>
-                <w:rFonts w:hint="eastAsia"/>
-              </w:rPr>
-            </w:pPr>
-            <w:r>
-              <w:rPr>
-                <w:rFonts w:hint="eastAsia"/>
-              </w:rPr>
-              <w:t>- Monster 상속 구조</w:t>
-            </w:r>
-            <w:r>
-              <w:rPr>
-                <w:rFonts w:hint="eastAsia"/>
-              </w:rPr>
-              <w:t>를 변경하고, 몬스터와 Pawn과의 충돌 설정을 세팅했다. 그리고</w:t>
-            </w:r>
-            <w:r>
-              <w:rPr>
-                <w:rFonts w:hint="eastAsia"/>
-              </w:rPr>
-              <w:t>Spider</w:t>
-            </w:r>
-            <w:r>
-              <w:rPr>
-                <w:rFonts w:hint="eastAsia"/>
-              </w:rPr>
-              <w:t xml:space="preserve">의 </w:t>
-            </w:r>
-            <w:r>
-              <w:rPr>
-                <w:rFonts w:hint="eastAsia"/>
-              </w:rPr>
-              <w:t>Idle, 걷기, 빠르게 걷기</w:t>
-            </w:r>
-            <w:r>
-              <w:rPr>
-                <w:rFonts w:hint="eastAsia"/>
-              </w:rPr>
-              <w:t xml:space="preserve"> 애니메이션을 Blend Space</w:t>
+            </w:pPr>
+            <w:r>
+              <w:rPr>
+                <w:rFonts w:hint="eastAsia"/>
+              </w:rPr>
+              <w:t xml:space="preserve">- Inventory와 Tool Bar에 든 아이템의 무게를 이용해 이동 속도, 점프 속도, </w:t>
+            </w:r>
+            <w:proofErr w:type="spellStart"/>
+            <w:r>
+              <w:rPr>
+                <w:rFonts w:hint="eastAsia"/>
+              </w:rPr>
+              <w:t>스테미나</w:t>
+            </w:r>
+            <w:proofErr w:type="spellEnd"/>
+            <w:r>
+              <w:rPr>
+                <w:rFonts w:hint="eastAsia"/>
+              </w:rPr>
+              <w:t xml:space="preserve"> 적용했다. </w:t>
+            </w:r>
+            <w:proofErr w:type="spellStart"/>
+            <w:r>
+              <w:rPr>
+                <w:rFonts w:hint="eastAsia"/>
+              </w:rPr>
+              <w:t>스테미나와</w:t>
+            </w:r>
+            <w:proofErr w:type="spellEnd"/>
+            <w:r>
+              <w:rPr>
+                <w:rFonts w:hint="eastAsia"/>
+              </w:rPr>
+              <w:t xml:space="preserve"> hp Bar를 UI에 추가했는데, 마땅한 </w:t>
+            </w:r>
+            <w:proofErr w:type="spellStart"/>
+            <w:r>
+              <w:rPr>
+                <w:rFonts w:hint="eastAsia"/>
+              </w:rPr>
+              <w:t>에셋이</w:t>
+            </w:r>
+            <w:proofErr w:type="spellEnd"/>
+            <w:r>
+              <w:rPr>
+                <w:rFonts w:hint="eastAsia"/>
+              </w:rPr>
+              <w:t xml:space="preserve"> 없어 예전에 만들었던 </w:t>
+            </w:r>
+            <w:proofErr w:type="spellStart"/>
+            <w:r>
+              <w:rPr>
+                <w:rFonts w:hint="eastAsia"/>
+              </w:rPr>
+              <w:t>에셋을</w:t>
+            </w:r>
+            <w:proofErr w:type="spellEnd"/>
+            <w:r>
+              <w:rPr>
+                <w:rFonts w:hint="eastAsia"/>
+              </w:rPr>
+              <w:t xml:space="preserve"> 그대로 사용했다. 그리고 아직 hp 관련 통신이 없어서 </w:t>
+            </w:r>
+            <w:proofErr w:type="spellStart"/>
+            <w:r>
+              <w:rPr>
+                <w:rFonts w:hint="eastAsia"/>
+              </w:rPr>
+              <w:t>스테미나만</w:t>
+            </w:r>
+            <w:proofErr w:type="spellEnd"/>
+            <w:r>
+              <w:rPr>
+                <w:rFonts w:hint="eastAsia"/>
+              </w:rPr>
+              <w:t xml:space="preserve"> 그려진다.</w:t>
+            </w:r>
+          </w:p>
+          <w:p>
+            <w:r>
+              <w:rPr>
+                <w:rFonts w:hint="eastAsia"/>
+              </w:rPr>
+              <w:t>- Monster 상속 구조를 변경하고, 몬스터와 Pawn과의 충돌 설정을 세팅했다. 그리고Spider의 Idle, 걷기, 빠르게 걷기 애니메이션을 Blend Space</w:t>
             </w:r>
             <w:r>
               <w:rPr>
@@ -985,27 +1207,32 @@
               <w:rPr>
                 <w:rFonts w:hint="eastAsia"/>
               </w:rPr>
-              <w:t xml:space="preserve"> 속도에 따라 애니메이션 하도록 설정했다. </w:t>
-            </w:r>
-            <w:r>
-              <w:rPr>
-                <w:rFonts w:hint="eastAsia"/>
-              </w:rPr>
-              <w:t>피격, 공격, 죽음</w:t>
-            </w:r>
-            <w:r>
-              <w:rPr>
-                <w:rFonts w:hint="eastAsia"/>
-              </w:rPr>
-              <w:t>은 서버에서 UpdateObjectState 패킷을 받으면 몽타주를 재생하도록 했다.</w:t>
+              <w:t xml:space="preserve"> 속도에 따라 애니메이션 하도록 설정했다. 피격, 공격, 죽음</w:t>
+            </w:r>
+            <w:r>
+              <w:rPr>
+                <w:rFonts w:hint="eastAsia"/>
+              </w:rPr>
+              <w:t xml:space="preserve">은 서버에서 </w:t>
+            </w:r>
+            <w:proofErr w:type="spellStart"/>
+            <w:r>
+              <w:rPr>
+                <w:rFonts w:hint="eastAsia"/>
+              </w:rPr>
+              <w:t>UpdateObjectState</w:t>
+            </w:r>
+            <w:proofErr w:type="spellEnd"/>
+            <w:r>
+              <w:rPr>
+                <w:rFonts w:hint="eastAsia"/>
+              </w:rPr>
+              <w:t xml:space="preserve"> 패킷을 받으면 몽타주를 재생하도록 했다.</w:t>
             </w:r>
           </w:p>
           <w:p>
             <w:pPr>
               <w:ind w:left="220" w:hangingChars="100" w:hanging="220"/>
-              <w:rPr>
-                <w:rFonts w:hint="eastAsia"/>
-              </w:rPr>
             </w:pPr>
             <w:r>
               <w:rPr>
@@ -1073,15 +1300,26 @@
               <w:tabs>
                 <w:tab w:val="left" w:pos="5086"/>
               </w:tabs>
-              <w:rPr>
-                <w:rFonts w:hint="eastAsia"/>
-              </w:rPr>
-            </w:pPr>
-            <w:r>
-              <w:rPr>
-                <w:rFonts w:hint="eastAsia"/>
-              </w:rPr>
-              <w:t xml:space="preserve">- 치트키 0번 입력으로 </w:t>
+            </w:pPr>
+            <w:r>
+              <w:rPr>
+                <w:rFonts w:hint="eastAsia"/>
+              </w:rPr>
+              <w:t xml:space="preserve">- </w:t>
+            </w:r>
+            <w:proofErr w:type="spellStart"/>
+            <w:r>
+              <w:rPr>
+                <w:rFonts w:hint="eastAsia"/>
+              </w:rPr>
+              <w:t>치트키</w:t>
+            </w:r>
+            <w:proofErr w:type="spellEnd"/>
+            <w:r>
+              <w:rPr>
+                <w:rFonts w:hint="eastAsia"/>
+              </w:rPr>
+              <w:t xml:space="preserve"> 0번 입력으로 </w:t>
             </w:r>
             <w:r>
               <w:rPr>
